--- a/L_NNN-0526_D_DEMANDA_CF-PHB_ENVOLVIDO_MAC_MDA_CP.docx
+++ b/L_NNN-0526_D_DEMANDA_CF-PHB_ENVOLVIDO_MAC_MDA_CP.docx
@@ -1425,7 +1425,7 @@
           <w:sz w:val="24"/>
           <w:szCs w:val="24"/>
         </w:rPr>
-        <w:t>3</w:t>
+        <w:t>[TOTAL]</w:t>
       </w:r>
       <w:r>
         <w:rPr>
@@ -8177,7 +8177,7 @@
           <w:sz w:val="20"/>
           <w:szCs w:val="20"/>
         </w:rPr>
-        <w:t>PERITO CRIMINAL — Mat. 218915-1</w:t>
+        <w:t>PERITO CRIMINAL — Matrícula: 218915-1</w:t>
       </w:r>
     </w:p>
     <w:p>
